--- a/exercises2/SVM/document/svm.docx
+++ b/exercises2/SVM/document/svm.docx
@@ -2,10 +2,26 @@
 <file path=word/document.xml><?xml version="1.0" encoding="utf-8"?>
 <w:document xmlns:wpc="http://schemas.microsoft.com/office/word/2010/wordprocessingCanvas" xmlns:mc="http://schemas.openxmlformats.org/markup-compatibility/2006" xmlns:o="urn:schemas-microsoft-com:office:office" xmlns:r="http://schemas.openxmlformats.org/officeDocument/2006/relationships" xmlns:m="http://schemas.openxmlformats.org/officeDocument/2006/math" xmlns:v="urn:schemas-microsoft-com:vml" xmlns:wp14="http://schemas.microsoft.com/office/word/2010/wordprocessingDrawing" xmlns:wp="http://schemas.openxmlformats.org/drawingml/2006/wordprocessingDrawing" xmlns:w="http://schemas.openxmlformats.org/wordprocessingml/2006/main" xmlns:w14="http://schemas.microsoft.com/office/word/2010/wordml" xmlns:w10="urn:schemas-microsoft-com:office:word" xmlns:w15="http://schemas.microsoft.com/office/word/2012/wordml" xmlns:wpg="http://schemas.microsoft.com/office/word/2010/wordprocessingGroup" xmlns:wpi="http://schemas.microsoft.com/office/word/2010/wordprocessingInk" xmlns:wne="http://schemas.microsoft.com/office/word/2006/wordml" xmlns:wps="http://schemas.microsoft.com/office/word/2010/wordprocessingShape" xmlns:wpsCustomData="http://www.wps.cn/officeDocument/2013/wpsCustomData" mc:Ignorable="w14 w15 wp14">
   <w:body>
-    <w:p/>
-    <w:p/>
-    <w:p/>
-    <w:p/>
+    <w:p>
+      <w:pPr>
+        <w:bidi w:val="0"/>
+      </w:pPr>
+    </w:p>
+    <w:p>
+      <w:pPr>
+        <w:bidi w:val="0"/>
+      </w:pPr>
+    </w:p>
+    <w:p>
+      <w:pPr>
+        <w:bidi w:val="0"/>
+      </w:pPr>
+    </w:p>
+    <w:p>
+      <w:pPr>
+        <w:bidi w:val="0"/>
+      </w:pPr>
+    </w:p>
     <w:p>
       <w:pPr>
         <w:pStyle w:val="2"/>
@@ -20,22 +36,7 @@
     </w:p>
     <w:p>
       <w:pPr>
-        <w:keepNext w:val="0"/>
-        <w:keepLines w:val="0"/>
-        <w:pageBreakBefore w:val="0"/>
-        <w:widowControl w:val="0"/>
-        <w:kinsoku/>
-        <w:wordWrap/>
-        <w:overflowPunct/>
-        <w:topLinePunct w:val="0"/>
-        <w:autoSpaceDE/>
-        <w:autoSpaceDN/>
         <w:bidi/>
-        <w:adjustRightInd/>
-        <w:snapToGrid/>
-        <w:ind w:firstLine="420" w:firstLineChars="0"/>
-        <w:jc w:val="right"/>
-        <w:textAlignment w:val="auto"/>
         <w:rPr>
           <w:rFonts w:hint="eastAsia"/>
         </w:rPr>
@@ -56,18 +57,1251 @@
         <w:rPr>
           <w:rFonts w:hint="eastAsia"/>
         </w:rPr>
-        <w:t>所以，host上的SMMU要可以支持S1缺页。因为，S2用vfio支持，vfio采用pin内存的方式，暂时我们不需要S2的缺页。这里说的host上SMMU支持S1缺页，并不是在host系统上做S1缺页，我们这里讨论的是nested SMMU, 所以在host SMMU硬件检测到S1缺页的时候，应该把这个信息上报给guest里的SMMU，guest里使用和host一样的SMMU驱动处理缺页，当guest处理完这个缺页后，应该把对应的页表信息同步到SMMU的物理硬件上(SMMU.CD.TT0里)。因为，guest里的进程页表和SMMU CD上的页表物理上不是一个，很明显这里有一个设备和vcpu页表的同步问题，在host SVA上这个问题不存在，因为host SVA上cpu和SMMU是物理上共用相同页表。因此，在需要在vcpu无效化页表的时候，需要把信息同步到host的SMMU上，这个信息包括页表项和TLB。host SVA上也有这个问题，但是如果用SMMU stall mode, 可以配置DVM，把CPU侧TLB invalidate广播到SMMU，这样就不需要软件同步。在guest里多进程使用一个设备的资源，就需要支持PASID。这里的逻辑和上面的是一样的，</w:t>
+        <w:t>所以，host上的SMMU要可以支持S1缺页。因为，S2用vfio支持，vfio采用pin内存的方式，暂时我们不需要S2的缺页。这里说的host上SMMU支持S1缺页，并不是在host系统上做S1缺页，我们这里讨论的是nested SMMU, 所以在host SMMU硬件检测到S1缺页的时候，应该把这个信息上报给guest里的SMMU，guest里使用和host一样的SMMU驱动处理缺页，当guest处理完这个缺页后，应该把对应的页表信息同步到SMMU的物理硬件上(SMMU.CD.TT0里)。因为，guest里的进程页表和SMMU CD上的页表物理上不是一个，很明显这里有一个设备和vcpu页表的同步问题，在host SVA上这个问题不存在，因为host SVA上cpu和SMMU是物理上共用相同页表。因此，在需要在vcpu无效化页表的时候，需要把信息同步到host的SMMU上，这个信息包括页表项和TLB。host SVA上也有这个问题，但是如果用SMMU stall mode, 可以配置DVM，把CPU侧TLB invalidate广播到SMMU，这样就不需要软件同步。在guest里多进程使用一个设备的资源，就需要支持PASID。这里的逻辑和上面的是一样的，只不过扩展到多进程。</w:t>
+      </w:r>
+    </w:p>
+    <w:p>
+      <w:pPr>
+        <w:bidi/>
+        <w:rPr>
+          <w:rFonts w:hint="eastAsia"/>
+        </w:rPr>
+      </w:pPr>
+    </w:p>
+    <w:p>
+      <w:pPr>
+        <w:bidi/>
+        <w:rPr>
+          <w:rFonts w:hint="eastAsia"/>
+        </w:rPr>
+      </w:pPr>
+    </w:p>
+    <w:p>
+      <w:pPr>
+        <w:pStyle w:val="2"/>
+        <w:bidi w:val="0"/>
+      </w:pPr>
+      <w:r>
+        <w:rPr>
+          <w:rFonts w:hint="eastAsia"/>
+        </w:rPr>
+        <w:t>LINUX ASID/VMID</w:t>
+      </w:r>
+      <w:r>
+        <w:rPr>
+          <w:rFonts w:hint="eastAsia"/>
+          <w:lang w:val="en-US" w:eastAsia="zh-CN"/>
+        </w:rPr>
+        <w:t>/PASID</w:t>
+      </w:r>
+      <w:r>
+        <w:rPr>
+          <w:rFonts w:hint="eastAsia"/>
+        </w:rPr>
+        <w:t xml:space="preserve"> 编程接口</w:t>
+      </w:r>
+    </w:p>
+    <w:p>
+      <w:pPr>
+        <w:bidi w:val="0"/>
+      </w:pPr>
+      <w:r>
+        <w:rPr>
+          <w:rFonts w:hint="eastAsia"/>
+        </w:rPr>
+        <w:t>一般来说，我们使用ASID来标识进程的ID， 使用VMID来标识虚拟机ID，那么具体CPU/加速器/PCIe发起的一次操作，如何从硬件角度识别，并透传到后续模块呢？即如何标识不同的流？软硬件的编程接口是如何配合的？</w:t>
+      </w:r>
+    </w:p>
+    <w:p>
+      <w:pPr>
+        <w:bidi w:val="0"/>
+        <w:rPr>
+          <w:rFonts w:hint="eastAsia"/>
+        </w:rPr>
+      </w:pPr>
+      <w:r>
+        <w:rPr>
+          <w:rFonts w:hint="eastAsia"/>
+        </w:rPr>
+        <w:t>CPU视角</w:t>
+      </w:r>
+    </w:p>
+    <w:p>
+      <w:pPr>
+        <w:pStyle w:val="3"/>
+        <w:bidi w:val="0"/>
+        <w:rPr>
+          <w:rFonts w:hint="eastAsia"/>
+        </w:rPr>
+      </w:pPr>
+      <w:r>
+        <w:rPr>
+          <w:rFonts w:hint="eastAsia"/>
+        </w:rPr>
+        <w:t>ASID</w:t>
+      </w:r>
+    </w:p>
+    <w:p>
+      <w:pPr>
+        <w:bidi w:val="0"/>
+        <w:rPr>
+          <w:rFonts w:hint="eastAsia"/>
+        </w:rPr>
+      </w:pPr>
+      <w:r>
+        <w:rPr>
+          <w:rFonts w:hint="eastAsia"/>
+        </w:rPr>
+        <w:t>首先，站在CPU视角，CPU通过TTBR0/TTBR1来控制不同EL等级下的内存域。当CPU下发操作的时候，通过访问地址的VA，确定当前应该使用TTBR0还是TTBR1:</w:t>
+      </w:r>
+    </w:p>
+    <w:p>
+      <w:pPr>
+        <w:bidi w:val="0"/>
+      </w:pPr>
+      <w:r>
+        <w:rPr>
+          <w:lang w:val="en-US" w:eastAsia="zh-CN"/>
+        </w:rPr>
+        <w:drawing>
+          <wp:inline distT="0" distB="0" distL="114300" distR="114300">
+            <wp:extent cx="5213350" cy="4675505"/>
+            <wp:effectExtent l="0" t="0" r="6350" b="10795"/>
+            <wp:docPr id="1" name="图片 1" descr="IMG_256"/>
+            <wp:cNvGraphicFramePr>
+              <a:graphicFrameLocks xmlns:a="http://schemas.openxmlformats.org/drawingml/2006/main" noChangeAspect="1"/>
+            </wp:cNvGraphicFramePr>
+            <a:graphic xmlns:a="http://schemas.openxmlformats.org/drawingml/2006/main">
+              <a:graphicData uri="http://schemas.openxmlformats.org/drawingml/2006/picture">
+                <pic:pic xmlns:pic="http://schemas.openxmlformats.org/drawingml/2006/picture">
+                  <pic:nvPicPr>
+                    <pic:cNvPr id="1" name="图片 1" descr="IMG_256"/>
+                    <pic:cNvPicPr>
+                      <a:picLocks noChangeAspect="1"/>
+                    </pic:cNvPicPr>
+                  </pic:nvPicPr>
+                  <pic:blipFill>
+                    <a:blip r:embed="rId4"/>
+                    <a:stretch>
+                      <a:fillRect/>
+                    </a:stretch>
+                  </pic:blipFill>
+                  <pic:spPr>
+                    <a:xfrm>
+                      <a:off x="0" y="0"/>
+                      <a:ext cx="5213350" cy="4675505"/>
+                    </a:xfrm>
+                    <a:prstGeom prst="rect">
+                      <a:avLst/>
+                    </a:prstGeom>
+                    <a:noFill/>
+                    <a:ln w="9525">
+                      <a:noFill/>
+                    </a:ln>
+                  </pic:spPr>
+                </pic:pic>
+              </a:graphicData>
+            </a:graphic>
+          </wp:inline>
+        </w:drawing>
+      </w:r>
+    </w:p>
+    <w:p>
+      <w:pPr>
+        <w:bidi w:val="0"/>
+        <w:rPr>
+          <w:rFonts w:hint="eastAsia"/>
+        </w:rPr>
+      </w:pPr>
+      <w:r>
+        <w:rPr>
+          <w:rFonts w:hint="eastAsia"/>
+        </w:rPr>
+        <w:t>简而言之，换做Linux，TTBR0管用户态，TTBR1管内核态（包括EL2），无论哪个level的TTBR寄存器，基本的组成形式如下：</w:t>
+      </w:r>
+    </w:p>
+    <w:p>
+      <w:pPr>
+        <w:bidi w:val="0"/>
+      </w:pPr>
+      <w:r>
+        <w:rPr>
+          <w:lang w:val="en-US" w:eastAsia="zh-CN"/>
+        </w:rPr>
+        <w:drawing>
+          <wp:inline distT="0" distB="0" distL="114300" distR="114300">
+            <wp:extent cx="4704080" cy="3162300"/>
+            <wp:effectExtent l="0" t="0" r="7620" b="0"/>
+            <wp:docPr id="6" name="图片 2" descr="IMG_257"/>
+            <wp:cNvGraphicFramePr>
+              <a:graphicFrameLocks xmlns:a="http://schemas.openxmlformats.org/drawingml/2006/main" noChangeAspect="1"/>
+            </wp:cNvGraphicFramePr>
+            <a:graphic xmlns:a="http://schemas.openxmlformats.org/drawingml/2006/main">
+              <a:graphicData uri="http://schemas.openxmlformats.org/drawingml/2006/picture">
+                <pic:pic xmlns:pic="http://schemas.openxmlformats.org/drawingml/2006/picture">
+                  <pic:nvPicPr>
+                    <pic:cNvPr id="6" name="图片 2" descr="IMG_257"/>
+                    <pic:cNvPicPr>
+                      <a:picLocks noChangeAspect="1"/>
+                    </pic:cNvPicPr>
+                  </pic:nvPicPr>
+                  <pic:blipFill>
+                    <a:blip r:embed="rId5"/>
+                    <a:stretch>
+                      <a:fillRect/>
+                    </a:stretch>
+                  </pic:blipFill>
+                  <pic:spPr>
+                    <a:xfrm>
+                      <a:off x="0" y="0"/>
+                      <a:ext cx="4704080" cy="3162300"/>
+                    </a:xfrm>
+                    <a:prstGeom prst="rect">
+                      <a:avLst/>
+                    </a:prstGeom>
+                    <a:noFill/>
+                    <a:ln w="9525">
+                      <a:noFill/>
+                    </a:ln>
+                  </pic:spPr>
+                </pic:pic>
+              </a:graphicData>
+            </a:graphic>
+          </wp:inline>
+        </w:drawing>
+      </w:r>
+    </w:p>
+    <w:p>
+      <w:pPr>
+        <w:bidi w:val="0"/>
+        <w:rPr>
+          <w:rFonts w:hint="eastAsia"/>
+        </w:rPr>
+      </w:pPr>
+      <w:r>
+        <w:rPr>
+          <w:rFonts w:hint="eastAsia"/>
+        </w:rPr>
+        <w:t>其中寄存器域63-48合计16个bit标识ASID（这里存在一个卷绕的问题，内核巧妙的进行了处理）。</w:t>
+      </w:r>
+    </w:p>
+    <w:p>
+      <w:pPr>
+        <w:bidi w:val="0"/>
+        <w:rPr>
+          <w:rFonts w:hint="eastAsia"/>
+        </w:rPr>
+      </w:pPr>
+      <w:r>
+        <w:rPr>
+          <w:rFonts w:hint="eastAsia"/>
+        </w:rPr>
+        <w:t>通过TTBR寄存器，可以识别不同的进程使用的页表，也就是说页表信息跟随进程绑定，我们在内核的task_struct里面可以看到这一点：</w:t>
+      </w:r>
+    </w:p>
+    <w:p>
+      <w:pPr>
+        <w:bidi w:val="0"/>
+      </w:pPr>
+      <w:r>
+        <w:t>struct task_struct {</w:t>
+      </w:r>
+    </w:p>
+    <w:p>
+      <w:pPr>
+        <w:bidi w:val="0"/>
+      </w:pPr>
+      <w:r>
+        <w:tab/>
+        <w:t>...</w:t>
+      </w:r>
+    </w:p>
+    <w:p>
+      <w:pPr>
+        <w:bidi w:val="0"/>
+      </w:pPr>
+      <w:r>
+        <w:t xml:space="preserve">  struct mm_struct                *mm;</w:t>
+      </w:r>
+    </w:p>
+    <w:p>
+      <w:pPr>
+        <w:bidi w:val="0"/>
+      </w:pPr>
+      <w:r>
+        <w:tab/>
+        <w:t>struct mm_struct                *active_mm;</w:t>
+      </w:r>
+    </w:p>
+    <w:p>
+      <w:pPr>
+        <w:bidi w:val="0"/>
+      </w:pPr>
+      <w:r>
+        <w:tab/>
+        <w:t>...</w:t>
+      </w:r>
+    </w:p>
+    <w:p>
+      <w:pPr>
+        <w:bidi w:val="0"/>
+      </w:pPr>
+      <w:r>
+        <w:t>}</w:t>
+      </w:r>
+    </w:p>
+    <w:p>
+      <w:pPr>
+        <w:bidi w:val="0"/>
+        <w:rPr>
+          <w:rFonts w:hint="eastAsia"/>
+        </w:rPr>
+      </w:pPr>
+      <w:r>
+        <w:rPr>
+          <w:rFonts w:hint="eastAsia"/>
+        </w:rPr>
+        <w:t>在进程切换的时候，我们可以看到ASID的切换：</w:t>
+      </w:r>
+    </w:p>
+    <w:p>
+      <w:pPr>
+        <w:bidi w:val="0"/>
+      </w:pPr>
+      <w:r>
+        <w:rPr>
+          <w:lang w:val="en-US" w:eastAsia="zh-CN"/>
+        </w:rPr>
+        <w:drawing>
+          <wp:inline distT="0" distB="0" distL="114300" distR="114300">
+            <wp:extent cx="5244465" cy="2305050"/>
+            <wp:effectExtent l="0" t="0" r="635" b="6350"/>
+            <wp:docPr id="4" name="图片 3" descr="IMG_258"/>
+            <wp:cNvGraphicFramePr>
+              <a:graphicFrameLocks xmlns:a="http://schemas.openxmlformats.org/drawingml/2006/main" noChangeAspect="1"/>
+            </wp:cNvGraphicFramePr>
+            <a:graphic xmlns:a="http://schemas.openxmlformats.org/drawingml/2006/main">
+              <a:graphicData uri="http://schemas.openxmlformats.org/drawingml/2006/picture">
+                <pic:pic xmlns:pic="http://schemas.openxmlformats.org/drawingml/2006/picture">
+                  <pic:nvPicPr>
+                    <pic:cNvPr id="4" name="图片 3" descr="IMG_258"/>
+                    <pic:cNvPicPr>
+                      <a:picLocks noChangeAspect="1"/>
+                    </pic:cNvPicPr>
+                  </pic:nvPicPr>
+                  <pic:blipFill>
+                    <a:blip r:embed="rId6"/>
+                    <a:stretch>
+                      <a:fillRect/>
+                    </a:stretch>
+                  </pic:blipFill>
+                  <pic:spPr>
+                    <a:xfrm>
+                      <a:off x="0" y="0"/>
+                      <a:ext cx="5244465" cy="2305050"/>
+                    </a:xfrm>
+                    <a:prstGeom prst="rect">
+                      <a:avLst/>
+                    </a:prstGeom>
+                    <a:noFill/>
+                    <a:ln w="9525">
+                      <a:noFill/>
+                    </a:ln>
+                  </pic:spPr>
+                </pic:pic>
+              </a:graphicData>
+            </a:graphic>
+          </wp:inline>
+        </w:drawing>
+      </w:r>
+    </w:p>
+    <w:p>
+      <w:pPr>
+        <w:bidi w:val="0"/>
+      </w:pPr>
+      <w:r>
+        <w:rPr>
+          <w:lang w:val="en-US" w:eastAsia="zh-CN"/>
+        </w:rPr>
+        <w:drawing>
+          <wp:inline distT="0" distB="0" distL="114300" distR="114300">
+            <wp:extent cx="6162040" cy="4703445"/>
+            <wp:effectExtent l="0" t="0" r="10160" b="8255"/>
+            <wp:docPr id="3" name="图片 4" descr="IMG_259"/>
+            <wp:cNvGraphicFramePr>
+              <a:graphicFrameLocks xmlns:a="http://schemas.openxmlformats.org/drawingml/2006/main" noChangeAspect="1"/>
+            </wp:cNvGraphicFramePr>
+            <a:graphic xmlns:a="http://schemas.openxmlformats.org/drawingml/2006/main">
+              <a:graphicData uri="http://schemas.openxmlformats.org/drawingml/2006/picture">
+                <pic:pic xmlns:pic="http://schemas.openxmlformats.org/drawingml/2006/picture">
+                  <pic:nvPicPr>
+                    <pic:cNvPr id="3" name="图片 4" descr="IMG_259"/>
+                    <pic:cNvPicPr>
+                      <a:picLocks noChangeAspect="1"/>
+                    </pic:cNvPicPr>
+                  </pic:nvPicPr>
+                  <pic:blipFill>
+                    <a:blip r:embed="rId7"/>
+                    <a:stretch>
+                      <a:fillRect/>
+                    </a:stretch>
+                  </pic:blipFill>
+                  <pic:spPr>
+                    <a:xfrm>
+                      <a:off x="0" y="0"/>
+                      <a:ext cx="6162040" cy="4703445"/>
+                    </a:xfrm>
+                    <a:prstGeom prst="rect">
+                      <a:avLst/>
+                    </a:prstGeom>
+                    <a:noFill/>
+                    <a:ln w="9525">
+                      <a:noFill/>
+                    </a:ln>
+                  </pic:spPr>
+                </pic:pic>
+              </a:graphicData>
+            </a:graphic>
+          </wp:inline>
+        </w:drawing>
+      </w:r>
+    </w:p>
+    <w:p>
+      <w:pPr>
+        <w:bidi w:val="0"/>
+        <w:rPr>
+          <w:rFonts w:hint="eastAsia"/>
+        </w:rPr>
+      </w:pPr>
+      <w:r>
+        <w:rPr>
+          <w:rFonts w:hint="eastAsia"/>
+        </w:rPr>
+        <w:t>因此ASID通过页表，TTBR，task_struct全部串联起来。</w:t>
+      </w:r>
+    </w:p>
+    <w:p>
+      <w:pPr>
+        <w:pStyle w:val="3"/>
+        <w:bidi w:val="0"/>
+        <w:rPr>
+          <w:rFonts w:hint="eastAsia"/>
+        </w:rPr>
+      </w:pPr>
+      <w:r>
+        <w:rPr>
+          <w:rFonts w:hint="eastAsia"/>
+        </w:rPr>
+        <w:t>VMID</w:t>
+      </w:r>
+    </w:p>
+    <w:p>
+      <w:pPr>
+        <w:bidi w:val="0"/>
+        <w:rPr>
+          <w:rFonts w:hint="eastAsia"/>
+        </w:rPr>
+      </w:pPr>
+      <w:r>
+        <w:rPr>
+          <w:rFonts w:hint="eastAsia"/>
+        </w:rPr>
+        <w:t>如果在虚拟化场景，多个虚拟机之间的ASID可能存在一样的情况，这个时候，系统主要通过VMID区分两者。</w:t>
+      </w:r>
+    </w:p>
+    <w:p>
+      <w:pPr>
+        <w:bidi w:val="0"/>
+        <w:rPr>
+          <w:rFonts w:hint="eastAsia"/>
+        </w:rPr>
+      </w:pPr>
+      <w:r>
+        <w:rPr>
+          <w:rFonts w:hint="eastAsia"/>
+        </w:rPr>
+        <w:t>在ARM SPEC中，VMID主要设置于：</w:t>
+      </w:r>
+    </w:p>
+    <w:p>
+      <w:pPr>
+        <w:bidi w:val="0"/>
+      </w:pPr>
+      <w:r>
+        <w:rPr>
+          <w:lang w:val="en-US" w:eastAsia="zh-CN"/>
+        </w:rPr>
+        <w:drawing>
+          <wp:inline distT="0" distB="0" distL="114300" distR="114300">
+            <wp:extent cx="5518150" cy="4906645"/>
+            <wp:effectExtent l="0" t="0" r="6350" b="8255"/>
+            <wp:docPr id="2" name="图片 5" descr="IMG_260"/>
+            <wp:cNvGraphicFramePr>
+              <a:graphicFrameLocks xmlns:a="http://schemas.openxmlformats.org/drawingml/2006/main" noChangeAspect="1"/>
+            </wp:cNvGraphicFramePr>
+            <a:graphic xmlns:a="http://schemas.openxmlformats.org/drawingml/2006/main">
+              <a:graphicData uri="http://schemas.openxmlformats.org/drawingml/2006/picture">
+                <pic:pic xmlns:pic="http://schemas.openxmlformats.org/drawingml/2006/picture">
+                  <pic:nvPicPr>
+                    <pic:cNvPr id="2" name="图片 5" descr="IMG_260"/>
+                    <pic:cNvPicPr>
+                      <a:picLocks noChangeAspect="1"/>
+                    </pic:cNvPicPr>
+                  </pic:nvPicPr>
+                  <pic:blipFill>
+                    <a:blip r:embed="rId8"/>
+                    <a:stretch>
+                      <a:fillRect/>
+                    </a:stretch>
+                  </pic:blipFill>
+                  <pic:spPr>
+                    <a:xfrm>
+                      <a:off x="0" y="0"/>
+                      <a:ext cx="5518150" cy="4906645"/>
+                    </a:xfrm>
+                    <a:prstGeom prst="rect">
+                      <a:avLst/>
+                    </a:prstGeom>
+                    <a:noFill/>
+                    <a:ln w="9525">
+                      <a:noFill/>
+                    </a:ln>
+                  </pic:spPr>
+                </pic:pic>
+              </a:graphicData>
+            </a:graphic>
+          </wp:inline>
+        </w:drawing>
+      </w:r>
+    </w:p>
+    <w:p>
+      <w:pPr>
+        <w:bidi w:val="0"/>
+        <w:rPr>
+          <w:rFonts w:hint="eastAsia"/>
+        </w:rPr>
+      </w:pPr>
+      <w:r>
+        <w:rPr>
+          <w:rFonts w:hint="eastAsia"/>
+        </w:rPr>
+        <w:t>那么多个虚拟机之间的流怎么区分呢？</w:t>
+      </w:r>
+    </w:p>
+    <w:p>
+      <w:pPr>
+        <w:bidi w:val="0"/>
+        <w:rPr>
+          <w:rFonts w:hint="eastAsia"/>
+          <w:color w:val="FF0000"/>
+        </w:rPr>
+      </w:pPr>
+      <w:r>
+        <w:rPr>
+          <w:rFonts w:hint="eastAsia"/>
+        </w:rPr>
+        <w:t>虚拟化场景下，CPU发出的请求是需要通过VA-&gt;IPA-&gt;PA的过程，在VA-&gt;IPA 的时候不需要关心VMID，因为此时在虚拟机内部，</w:t>
+      </w:r>
+      <w:r>
+        <w:rPr>
+          <w:rFonts w:hint="eastAsia"/>
+          <w:color w:val="FF0000"/>
+        </w:rPr>
+        <w:t>当IPA到PA的时候，就需要通过VTTBR获取VMID，从而标识这条流的ASID以及VMID。</w:t>
+      </w:r>
+    </w:p>
+    <w:p>
+      <w:pPr>
+        <w:bidi w:val="0"/>
+        <w:rPr>
+          <w:rFonts w:hint="eastAsia"/>
+        </w:rPr>
+      </w:pPr>
+      <w:r>
+        <w:rPr>
+          <w:rFonts w:hint="eastAsia"/>
+        </w:rPr>
+        <w:t>因此VMID只有在虚拟机切换的时候会需要进行装载，因此在内核代码中，我们可以看到：</w:t>
+      </w:r>
+    </w:p>
+    <w:p>
+      <w:pPr>
+        <w:bidi w:val="0"/>
+      </w:pPr>
+      <w:r>
+        <w:rPr>
+          <w:lang w:val="en-US" w:eastAsia="zh-CN"/>
+        </w:rPr>
+        <w:drawing>
+          <wp:inline distT="0" distB="0" distL="114300" distR="114300">
+            <wp:extent cx="4973320" cy="3896360"/>
+            <wp:effectExtent l="0" t="0" r="5080" b="2540"/>
+            <wp:docPr id="8" name="图片 6" descr="IMG_261"/>
+            <wp:cNvGraphicFramePr>
+              <a:graphicFrameLocks xmlns:a="http://schemas.openxmlformats.org/drawingml/2006/main" noChangeAspect="1"/>
+            </wp:cNvGraphicFramePr>
+            <a:graphic xmlns:a="http://schemas.openxmlformats.org/drawingml/2006/main">
+              <a:graphicData uri="http://schemas.openxmlformats.org/drawingml/2006/picture">
+                <pic:pic xmlns:pic="http://schemas.openxmlformats.org/drawingml/2006/picture">
+                  <pic:nvPicPr>
+                    <pic:cNvPr id="8" name="图片 6" descr="IMG_261"/>
+                    <pic:cNvPicPr>
+                      <a:picLocks noChangeAspect="1"/>
+                    </pic:cNvPicPr>
+                  </pic:nvPicPr>
+                  <pic:blipFill>
+                    <a:blip r:embed="rId9"/>
+                    <a:stretch>
+                      <a:fillRect/>
+                    </a:stretch>
+                  </pic:blipFill>
+                  <pic:spPr>
+                    <a:xfrm>
+                      <a:off x="0" y="0"/>
+                      <a:ext cx="4973320" cy="3896360"/>
+                    </a:xfrm>
+                    <a:prstGeom prst="rect">
+                      <a:avLst/>
+                    </a:prstGeom>
+                    <a:noFill/>
+                    <a:ln w="9525">
+                      <a:noFill/>
+                    </a:ln>
+                  </pic:spPr>
+                </pic:pic>
+              </a:graphicData>
+            </a:graphic>
+          </wp:inline>
+        </w:drawing>
+      </w:r>
+    </w:p>
+    <w:p>
+      <w:pPr>
+        <w:bidi w:val="0"/>
+      </w:pPr>
+      <w:r>
+        <w:rPr>
+          <w:lang w:val="en-US" w:eastAsia="zh-CN"/>
+        </w:rPr>
+        <w:drawing>
+          <wp:inline distT="0" distB="0" distL="114300" distR="114300">
+            <wp:extent cx="4899660" cy="2229485"/>
+            <wp:effectExtent l="0" t="0" r="2540" b="5715"/>
+            <wp:docPr id="7" name="图片 7" descr="IMG_262"/>
+            <wp:cNvGraphicFramePr>
+              <a:graphicFrameLocks xmlns:a="http://schemas.openxmlformats.org/drawingml/2006/main" noChangeAspect="1"/>
+            </wp:cNvGraphicFramePr>
+            <a:graphic xmlns:a="http://schemas.openxmlformats.org/drawingml/2006/main">
+              <a:graphicData uri="http://schemas.openxmlformats.org/drawingml/2006/picture">
+                <pic:pic xmlns:pic="http://schemas.openxmlformats.org/drawingml/2006/picture">
+                  <pic:nvPicPr>
+                    <pic:cNvPr id="7" name="图片 7" descr="IMG_262"/>
+                    <pic:cNvPicPr>
+                      <a:picLocks noChangeAspect="1"/>
+                    </pic:cNvPicPr>
+                  </pic:nvPicPr>
+                  <pic:blipFill>
+                    <a:blip r:embed="rId10"/>
+                    <a:stretch>
+                      <a:fillRect/>
+                    </a:stretch>
+                  </pic:blipFill>
+                  <pic:spPr>
+                    <a:xfrm>
+                      <a:off x="0" y="0"/>
+                      <a:ext cx="4899660" cy="2229485"/>
+                    </a:xfrm>
+                    <a:prstGeom prst="rect">
+                      <a:avLst/>
+                    </a:prstGeom>
+                    <a:noFill/>
+                    <a:ln w="9525">
+                      <a:noFill/>
+                    </a:ln>
+                  </pic:spPr>
+                </pic:pic>
+              </a:graphicData>
+            </a:graphic>
+          </wp:inline>
+        </w:drawing>
+      </w:r>
+    </w:p>
+    <w:p>
+      <w:pPr>
+        <w:bidi w:val="0"/>
+      </w:pPr>
+      <w:r>
+        <w:rPr>
+          <w:lang w:val="en-US" w:eastAsia="zh-CN"/>
+        </w:rPr>
+        <w:drawing>
+          <wp:inline distT="0" distB="0" distL="114300" distR="114300">
+            <wp:extent cx="5494020" cy="2543810"/>
+            <wp:effectExtent l="0" t="0" r="5080" b="8890"/>
+            <wp:docPr id="5" name="图片 8" descr="IMG_263"/>
+            <wp:cNvGraphicFramePr>
+              <a:graphicFrameLocks xmlns:a="http://schemas.openxmlformats.org/drawingml/2006/main" noChangeAspect="1"/>
+            </wp:cNvGraphicFramePr>
+            <a:graphic xmlns:a="http://schemas.openxmlformats.org/drawingml/2006/main">
+              <a:graphicData uri="http://schemas.openxmlformats.org/drawingml/2006/picture">
+                <pic:pic xmlns:pic="http://schemas.openxmlformats.org/drawingml/2006/picture">
+                  <pic:nvPicPr>
+                    <pic:cNvPr id="5" name="图片 8" descr="IMG_263"/>
+                    <pic:cNvPicPr>
+                      <a:picLocks noChangeAspect="1"/>
+                    </pic:cNvPicPr>
+                  </pic:nvPicPr>
+                  <pic:blipFill>
+                    <a:blip r:embed="rId11"/>
+                    <a:stretch>
+                      <a:fillRect/>
+                    </a:stretch>
+                  </pic:blipFill>
+                  <pic:spPr>
+                    <a:xfrm>
+                      <a:off x="0" y="0"/>
+                      <a:ext cx="5494020" cy="2543810"/>
+                    </a:xfrm>
+                    <a:prstGeom prst="rect">
+                      <a:avLst/>
+                    </a:prstGeom>
+                    <a:noFill/>
+                    <a:ln w="9525">
+                      <a:noFill/>
+                    </a:ln>
+                  </pic:spPr>
+                </pic:pic>
+              </a:graphicData>
+            </a:graphic>
+          </wp:inline>
+        </w:drawing>
+      </w:r>
+    </w:p>
+    <w:p>
+      <w:pPr>
+        <w:bidi w:val="0"/>
+        <w:rPr>
+          <w:rFonts w:hint="eastAsia"/>
+        </w:rPr>
+      </w:pPr>
+      <w:r>
+        <w:rPr>
+          <w:rFonts w:hint="eastAsia"/>
+        </w:rPr>
+        <w:t>__kvm_vcpu_run-&gt;__kvm_vcpu_run_vhe-&gt;__load_guest_stage2</w:t>
+      </w:r>
+    </w:p>
+    <w:p>
+      <w:pPr>
+        <w:bidi w:val="0"/>
+        <w:rPr>
+          <w:rFonts w:hint="eastAsia"/>
+          <w:color w:val="FF0000"/>
+        </w:rPr>
+      </w:pPr>
+      <w:r>
+        <w:rPr>
+          <w:rFonts w:hint="eastAsia"/>
+        </w:rPr>
+        <w:t>因此，Linux将ASID跟task_struct进程绑定</w:t>
+      </w:r>
+      <w:r>
+        <w:rPr>
+          <w:rFonts w:hint="eastAsia"/>
+          <w:color w:val="FF0000"/>
+        </w:rPr>
+        <w:t>，VMID跟kvm_vcpu 虚拟机绑定，完成了CPU 侧的stream id的编程。</w:t>
+      </w:r>
+    </w:p>
+    <w:p>
+      <w:pPr>
+        <w:bidi w:val="0"/>
+        <w:rPr>
+          <w:rFonts w:hint="eastAsia"/>
+        </w:rPr>
+      </w:pPr>
+    </w:p>
+    <w:p>
+      <w:pPr>
+        <w:pStyle w:val="3"/>
+        <w:bidi w:val="0"/>
+        <w:rPr>
+          <w:rFonts w:hint="default"/>
+          <w:lang w:val="en-US" w:eastAsia="zh-CN"/>
+        </w:rPr>
+      </w:pPr>
+      <w:r>
+        <w:rPr>
+          <w:rFonts w:hint="eastAsia"/>
+          <w:lang w:val="en-US" w:eastAsia="zh-CN"/>
+        </w:rPr>
+        <w:t>PASID</w:t>
+      </w:r>
+    </w:p>
+    <w:p>
+      <w:pPr>
+        <w:bidi w:val="0"/>
+        <w:rPr>
+          <w:rFonts w:hint="eastAsia"/>
+        </w:rPr>
+      </w:pPr>
+      <w:r>
+        <w:rPr>
+          <w:rFonts w:hint="eastAsia"/>
+        </w:rPr>
+        <w:t>IO视角其实与CPU非常一致，可以将PCIe设备当成一个CPU来处理，传统的DMA编程模型下，如果CPU填充PCIe的是PA，此时SMMU要么是关闭，要么是直接透传。</w:t>
+      </w:r>
+    </w:p>
+    <w:p>
+      <w:pPr>
+        <w:bidi w:val="0"/>
+        <w:rPr>
+          <w:rFonts w:hint="eastAsia"/>
+        </w:rPr>
+      </w:pPr>
+      <w:r>
+        <w:rPr>
+          <w:rFonts w:hint="eastAsia"/>
+        </w:rPr>
+        <w:t>在关闭的情况下，设备发出的请求是没有携带标识的（除非在出口处做了处理），在透传的情况下，相当于进行了stage1的转换。</w:t>
+      </w:r>
+    </w:p>
+    <w:p>
+      <w:pPr>
+        <w:bidi w:val="0"/>
+        <w:rPr>
+          <w:rFonts w:hint="eastAsia"/>
+        </w:rPr>
+      </w:pPr>
+      <w:r>
+        <w:rPr>
+          <w:rFonts w:hint="eastAsia"/>
+        </w:rPr>
+        <w:t>在SMMU的spec中，使用了类似ASID以及VMID的标识来区分不同等级的流，即STREAMID,SUBSTREAMID（PCIe体系中，命名为RequesterID和PASID）。</w:t>
+      </w:r>
+    </w:p>
+    <w:p>
+      <w:pPr>
+        <w:bidi w:val="0"/>
+        <w:rPr>
+          <w:rFonts w:hint="eastAsia"/>
+        </w:rPr>
+      </w:pPr>
+      <w:r>
+        <w:rPr>
+          <w:rFonts w:hint="eastAsia"/>
+        </w:rPr>
+        <w:t>当只进行了一级的转换，只需要给转换的流携带STREAMID即可，而SUBSTREAMID在stage2的时候使用，目前看到的场景，仅在虚拟化中使用SVA可能会使用到。</w:t>
+      </w:r>
+    </w:p>
+    <w:p>
+      <w:pPr>
+        <w:bidi w:val="0"/>
+        <w:rPr>
+          <w:rFonts w:hint="eastAsia"/>
+        </w:rPr>
+      </w:pPr>
+      <w:r>
+        <w:rPr>
+          <w:rFonts w:hint="eastAsia"/>
+        </w:rPr>
+        <w:t>pasid同样在结构体mm_struct中定义：</w:t>
+      </w:r>
+    </w:p>
+    <w:p>
+      <w:pPr>
+        <w:bidi w:val="0"/>
+      </w:pPr>
+      <w:r>
+        <w:rPr>
+          <w:lang w:val="en-US" w:eastAsia="zh-CN"/>
+        </w:rPr>
+        <w:drawing>
+          <wp:inline distT="0" distB="0" distL="114300" distR="114300">
+            <wp:extent cx="7967980" cy="3279140"/>
+            <wp:effectExtent l="0" t="0" r="7620" b="10160"/>
+            <wp:docPr id="9" name="图片 9" descr="IMG_256"/>
+            <wp:cNvGraphicFramePr>
+              <a:graphicFrameLocks xmlns:a="http://schemas.openxmlformats.org/drawingml/2006/main" noChangeAspect="1"/>
+            </wp:cNvGraphicFramePr>
+            <a:graphic xmlns:a="http://schemas.openxmlformats.org/drawingml/2006/main">
+              <a:graphicData uri="http://schemas.openxmlformats.org/drawingml/2006/picture">
+                <pic:pic xmlns:pic="http://schemas.openxmlformats.org/drawingml/2006/picture">
+                  <pic:nvPicPr>
+                    <pic:cNvPr id="9" name="图片 9" descr="IMG_256"/>
+                    <pic:cNvPicPr>
+                      <a:picLocks noChangeAspect="1"/>
+                    </pic:cNvPicPr>
+                  </pic:nvPicPr>
+                  <pic:blipFill>
+                    <a:blip r:embed="rId12"/>
+                    <a:stretch>
+                      <a:fillRect/>
+                    </a:stretch>
+                  </pic:blipFill>
+                  <pic:spPr>
+                    <a:xfrm>
+                      <a:off x="0" y="0"/>
+                      <a:ext cx="7967980" cy="3279140"/>
+                    </a:xfrm>
+                    <a:prstGeom prst="rect">
+                      <a:avLst/>
+                    </a:prstGeom>
+                    <a:noFill/>
+                    <a:ln w="9525">
+                      <a:noFill/>
+                    </a:ln>
+                  </pic:spPr>
+                </pic:pic>
+              </a:graphicData>
+            </a:graphic>
+          </wp:inline>
+        </w:drawing>
+      </w:r>
+    </w:p>
+    <w:p>
+      <w:pPr>
+        <w:bidi w:val="0"/>
+        <w:rPr>
+          <w:rFonts w:hint="eastAsia"/>
+        </w:rPr>
+      </w:pPr>
+      <w:r>
+        <w:rPr>
+          <w:rFonts w:hint="eastAsia"/>
+        </w:rPr>
+        <w:t>那么在虚拟机中的设备如何绑定某个进程的呢？（因为SVM跟进程相关，不同进程使用的地址空间不一样）</w:t>
+      </w:r>
+    </w:p>
+    <w:p>
+      <w:pPr>
+        <w:numPr>
+          <w:ilvl w:val="0"/>
+          <w:numId w:val="2"/>
+        </w:numPr>
+        <w:bidi w:val="0"/>
+        <w:ind w:left="420" w:leftChars="0" w:hanging="420" w:firstLineChars="0"/>
+        <w:rPr>
+          <w:rFonts w:hint="eastAsia"/>
+        </w:rPr>
+      </w:pPr>
+      <w:r>
+        <w:rPr>
+          <w:rFonts w:hint="eastAsia"/>
+        </w:rPr>
+        <w:t>首先，进程 DMA前会通过bind，将进程地址空间跟设备绑定起来：</w:t>
+      </w:r>
+    </w:p>
+    <w:p>
+      <w:pPr>
+        <w:bidi w:val="0"/>
+      </w:pPr>
+      <w:r>
+        <w:rPr>
+          <w:lang w:val="en-US" w:eastAsia="zh-CN"/>
+        </w:rPr>
+        <w:drawing>
+          <wp:inline distT="0" distB="0" distL="114300" distR="114300">
+            <wp:extent cx="5760720" cy="7740015"/>
+            <wp:effectExtent l="0" t="0" r="5080" b="6985"/>
+            <wp:docPr id="11" name="图片 10" descr="IMG_257"/>
+            <wp:cNvGraphicFramePr>
+              <a:graphicFrameLocks xmlns:a="http://schemas.openxmlformats.org/drawingml/2006/main" noChangeAspect="1"/>
+            </wp:cNvGraphicFramePr>
+            <a:graphic xmlns:a="http://schemas.openxmlformats.org/drawingml/2006/main">
+              <a:graphicData uri="http://schemas.openxmlformats.org/drawingml/2006/picture">
+                <pic:pic xmlns:pic="http://schemas.openxmlformats.org/drawingml/2006/picture">
+                  <pic:nvPicPr>
+                    <pic:cNvPr id="11" name="图片 10" descr="IMG_257"/>
+                    <pic:cNvPicPr>
+                      <a:picLocks noChangeAspect="1"/>
+                    </pic:cNvPicPr>
+                  </pic:nvPicPr>
+                  <pic:blipFill>
+                    <a:blip r:embed="rId13"/>
+                    <a:stretch>
+                      <a:fillRect/>
+                    </a:stretch>
+                  </pic:blipFill>
+                  <pic:spPr>
+                    <a:xfrm>
+                      <a:off x="0" y="0"/>
+                      <a:ext cx="5760720" cy="7740015"/>
+                    </a:xfrm>
+                    <a:prstGeom prst="rect">
+                      <a:avLst/>
+                    </a:prstGeom>
+                    <a:noFill/>
+                    <a:ln w="9525">
+                      <a:noFill/>
+                    </a:ln>
+                  </pic:spPr>
+                </pic:pic>
+              </a:graphicData>
+            </a:graphic>
+          </wp:inline>
+        </w:drawing>
+      </w:r>
+    </w:p>
+    <w:p>
+      <w:pPr>
+        <w:numPr>
+          <w:ilvl w:val="0"/>
+          <w:numId w:val="2"/>
+        </w:numPr>
+        <w:bidi w:val="0"/>
+        <w:ind w:left="420" w:leftChars="0" w:hanging="420" w:firstLineChars="0"/>
+        <w:rPr>
+          <w:rFonts w:hint="eastAsia"/>
+        </w:rPr>
+      </w:pPr>
+      <w:r>
+        <w:rPr>
+          <w:rFonts w:hint="eastAsia"/>
+        </w:rPr>
+        <w:t>其次，会通sva_bind分配一个pasid给对应的进程：</w:t>
+      </w:r>
+    </w:p>
+    <w:p>
+      <w:pPr>
+        <w:bidi w:val="0"/>
+      </w:pPr>
+      <w:r>
+        <w:rPr>
+          <w:lang w:val="en-US" w:eastAsia="zh-CN"/>
+        </w:rPr>
+        <w:drawing>
+          <wp:inline distT="0" distB="0" distL="114300" distR="114300">
+            <wp:extent cx="5108575" cy="6882130"/>
+            <wp:effectExtent l="0" t="0" r="9525" b="1270"/>
+            <wp:docPr id="10" name="图片 11" descr="IMG_258"/>
+            <wp:cNvGraphicFramePr>
+              <a:graphicFrameLocks xmlns:a="http://schemas.openxmlformats.org/drawingml/2006/main" noChangeAspect="1"/>
+            </wp:cNvGraphicFramePr>
+            <a:graphic xmlns:a="http://schemas.openxmlformats.org/drawingml/2006/main">
+              <a:graphicData uri="http://schemas.openxmlformats.org/drawingml/2006/picture">
+                <pic:pic xmlns:pic="http://schemas.openxmlformats.org/drawingml/2006/picture">
+                  <pic:nvPicPr>
+                    <pic:cNvPr id="10" name="图片 11" descr="IMG_258"/>
+                    <pic:cNvPicPr>
+                      <a:picLocks noChangeAspect="1"/>
+                    </pic:cNvPicPr>
+                  </pic:nvPicPr>
+                  <pic:blipFill>
+                    <a:blip r:embed="rId14"/>
+                    <a:stretch>
+                      <a:fillRect/>
+                    </a:stretch>
+                  </pic:blipFill>
+                  <pic:spPr>
+                    <a:xfrm>
+                      <a:off x="0" y="0"/>
+                      <a:ext cx="5108575" cy="6882130"/>
+                    </a:xfrm>
+                    <a:prstGeom prst="rect">
+                      <a:avLst/>
+                    </a:prstGeom>
+                    <a:noFill/>
+                    <a:ln w="9525">
+                      <a:noFill/>
+                    </a:ln>
+                  </pic:spPr>
+                </pic:pic>
+              </a:graphicData>
+            </a:graphic>
+          </wp:inline>
+        </w:drawing>
+      </w:r>
+    </w:p>
+    <w:p>
+      <w:pPr>
+        <w:bidi w:val="0"/>
+      </w:pPr>
+      <w:r>
+        <w:rPr>
+          <w:lang w:val="en-US" w:eastAsia="zh-CN"/>
+        </w:rPr>
+        <w:drawing>
+          <wp:inline distT="0" distB="0" distL="114300" distR="114300">
+            <wp:extent cx="5163185" cy="6498590"/>
+            <wp:effectExtent l="0" t="0" r="5715" b="3810"/>
+            <wp:docPr id="12" name="图片 12" descr="IMG_259"/>
+            <wp:cNvGraphicFramePr>
+              <a:graphicFrameLocks xmlns:a="http://schemas.openxmlformats.org/drawingml/2006/main" noChangeAspect="1"/>
+            </wp:cNvGraphicFramePr>
+            <a:graphic xmlns:a="http://schemas.openxmlformats.org/drawingml/2006/main">
+              <a:graphicData uri="http://schemas.openxmlformats.org/drawingml/2006/picture">
+                <pic:pic xmlns:pic="http://schemas.openxmlformats.org/drawingml/2006/picture">
+                  <pic:nvPicPr>
+                    <pic:cNvPr id="12" name="图片 12" descr="IMG_259"/>
+                    <pic:cNvPicPr>
+                      <a:picLocks noChangeAspect="1"/>
+                    </pic:cNvPicPr>
+                  </pic:nvPicPr>
+                  <pic:blipFill>
+                    <a:blip r:embed="rId15"/>
+                    <a:stretch>
+                      <a:fillRect/>
+                    </a:stretch>
+                  </pic:blipFill>
+                  <pic:spPr>
+                    <a:xfrm>
+                      <a:off x="0" y="0"/>
+                      <a:ext cx="5163185" cy="6498590"/>
+                    </a:xfrm>
+                    <a:prstGeom prst="rect">
+                      <a:avLst/>
+                    </a:prstGeom>
+                    <a:noFill/>
+                    <a:ln w="9525">
+                      <a:noFill/>
+                    </a:ln>
+                  </pic:spPr>
+                </pic:pic>
+              </a:graphicData>
+            </a:graphic>
+          </wp:inline>
+        </w:drawing>
+      </w:r>
+    </w:p>
+    <w:p>
+      <w:pPr>
+        <w:bidi w:val="0"/>
+        <w:rPr>
+          <w:rFonts w:hint="eastAsia"/>
+        </w:rPr>
+      </w:pPr>
+      <w:r>
+        <w:rPr>
+          <w:rFonts w:hint="eastAsia"/>
+        </w:rPr>
+        <w:t>注意，iommu_bond这个结构并不对外, 用iommu_sva_bind_device/unbind接口时，函数参数都是mm_struct(进程地址空间)。使用SVA的设备可以把一个设备的一些资源和一个进程地址空间绑定，这种绑定关系是灵活的，比如可以一个设备上的不同资源和不用的进程地址空间绑定(bond 1, bond 2)，还可以同一个设备上的资源都绑定在一个进程的地址空间上(bond 3,bond 4)。从进程地址空间的角度看，一个进程地址空间可能和多个设备资源绑定。iommu_bond指的就是一个绑定，io_mm指的是绑定了外设资源的一个进程地址空间。</w:t>
       </w:r>
       <w:bookmarkStart w:id="0" w:name="_GoBack"/>
+      <w:r>
+        <w:rPr>
+          <w:rFonts w:hint="eastAsia"/>
+          <w:color w:val="FF0000"/>
+        </w:rPr>
+        <w:t>io_pgtables是指内核dma接口申请内存的页表。</w:t>
+      </w:r>
       <w:bookmarkEnd w:id="0"/>
-      <w:r>
-        <w:rPr>
-          <w:rFonts w:hint="eastAsia"/>
-        </w:rPr>
-        <w:t>只不过扩展到多进程。</w:t>
-      </w:r>
-    </w:p>
-    <w:p/>
+    </w:p>
+    <w:p>
+      <w:pPr>
+        <w:bidi w:val="0"/>
+        <w:rPr>
+          <w:rFonts w:hint="eastAsia"/>
+        </w:rPr>
+      </w:pPr>
+      <w:r>
+        <w:drawing>
+          <wp:inline distT="0" distB="0" distL="114300" distR="114300">
+            <wp:extent cx="4076700" cy="3676650"/>
+            <wp:effectExtent l="0" t="0" r="0" b="6350"/>
+            <wp:docPr id="14" name="图片 14"/>
+            <wp:cNvGraphicFramePr>
+              <a:graphicFrameLocks xmlns:a="http://schemas.openxmlformats.org/drawingml/2006/main" noChangeAspect="1"/>
+            </wp:cNvGraphicFramePr>
+            <a:graphic xmlns:a="http://schemas.openxmlformats.org/drawingml/2006/main">
+              <a:graphicData uri="http://schemas.openxmlformats.org/drawingml/2006/picture">
+                <pic:pic xmlns:pic="http://schemas.openxmlformats.org/drawingml/2006/picture">
+                  <pic:nvPicPr>
+                    <pic:cNvPr id="14" name="图片 14"/>
+                    <pic:cNvPicPr>
+                      <a:picLocks noChangeAspect="1"/>
+                    </pic:cNvPicPr>
+                  </pic:nvPicPr>
+                  <pic:blipFill>
+                    <a:blip r:embed="rId16"/>
+                    <a:stretch>
+                      <a:fillRect/>
+                    </a:stretch>
+                  </pic:blipFill>
+                  <pic:spPr>
+                    <a:xfrm>
+                      <a:off x="0" y="0"/>
+                      <a:ext cx="4076700" cy="3676650"/>
+                    </a:xfrm>
+                    <a:prstGeom prst="rect">
+                      <a:avLst/>
+                    </a:prstGeom>
+                    <a:noFill/>
+                    <a:ln>
+                      <a:noFill/>
+                    </a:ln>
+                  </pic:spPr>
+                </pic:pic>
+              </a:graphicData>
+            </a:graphic>
+          </wp:inline>
+        </w:drawing>
+      </w:r>
+    </w:p>
+    <w:p>
+      <w:pPr>
+        <w:bidi w:val="0"/>
+        <w:rPr>
+          <w:rFonts w:hint="eastAsia"/>
+        </w:rPr>
+      </w:pPr>
+    </w:p>
+    <w:p>
+      <w:pPr>
+        <w:bidi/>
+        <w:rPr>
+          <w:rFonts w:hint="eastAsia"/>
+        </w:rPr>
+      </w:pPr>
+    </w:p>
+    <w:p>
+      <w:pPr>
+        <w:bidi w:val="0"/>
+      </w:pPr>
+      <w:r>
+        <w:drawing>
+          <wp:inline distT="0" distB="0" distL="114300" distR="114300">
+            <wp:extent cx="4381500" cy="4991100"/>
+            <wp:effectExtent l="0" t="0" r="0" b="0"/>
+            <wp:docPr id="13" name="图片 13"/>
+            <wp:cNvGraphicFramePr>
+              <a:graphicFrameLocks xmlns:a="http://schemas.openxmlformats.org/drawingml/2006/main" noChangeAspect="1"/>
+            </wp:cNvGraphicFramePr>
+            <a:graphic xmlns:a="http://schemas.openxmlformats.org/drawingml/2006/main">
+              <a:graphicData uri="http://schemas.openxmlformats.org/drawingml/2006/picture">
+                <pic:pic xmlns:pic="http://schemas.openxmlformats.org/drawingml/2006/picture">
+                  <pic:nvPicPr>
+                    <pic:cNvPr id="13" name="图片 13"/>
+                    <pic:cNvPicPr>
+                      <a:picLocks noChangeAspect="1"/>
+                    </pic:cNvPicPr>
+                  </pic:nvPicPr>
+                  <pic:blipFill>
+                    <a:blip r:embed="rId17"/>
+                    <a:stretch>
+                      <a:fillRect/>
+                    </a:stretch>
+                  </pic:blipFill>
+                  <pic:spPr>
+                    <a:xfrm>
+                      <a:off x="0" y="0"/>
+                      <a:ext cx="4381500" cy="4991100"/>
+                    </a:xfrm>
+                    <a:prstGeom prst="rect">
+                      <a:avLst/>
+                    </a:prstGeom>
+                    <a:noFill/>
+                    <a:ln>
+                      <a:noFill/>
+                    </a:ln>
+                  </pic:spPr>
+                </pic:pic>
+              </a:graphicData>
+            </a:graphic>
+          </wp:inline>
+        </w:drawing>
+      </w:r>
+    </w:p>
     <w:sectPr>
       <w:pgSz w:w="11906" w:h="16838"/>
       <w:pgMar w:top="1440" w:right="1800" w:bottom="1440" w:left="1800" w:header="851" w:footer="992" w:gutter="0"/>
@@ -202,8 +1436,28 @@
       </w:rPr>
     </w:lvl>
   </w:abstractNum>
+  <w:abstractNum w:abstractNumId="1">
+    <w:nsid w:val="5FC737C3"/>
+    <w:multiLevelType w:val="singleLevel"/>
+    <w:tmpl w:val="5FC737C3"/>
+    <w:lvl w:ilvl="0" w:tentative="0">
+      <w:start w:val="1"/>
+      <w:numFmt w:val="bullet"/>
+      <w:lvlText w:val=""/>
+      <w:lvlJc w:val="left"/>
+      <w:pPr>
+        <w:ind w:left="420" w:hanging="420"/>
+      </w:pPr>
+      <w:rPr>
+        <w:rFonts w:hint="default" w:ascii="Wingdings" w:hAnsi="Wingdings"/>
+      </w:rPr>
+    </w:lvl>
+  </w:abstractNum>
   <w:num w:numId="1">
     <w:abstractNumId w:val="0"/>
+  </w:num>
+  <w:num w:numId="2">
+    <w:abstractNumId w:val="1"/>
   </w:num>
 </w:numbering>
 </file>
@@ -221,7 +1475,7 @@
   <w:latentStyles w:count="260" w:defQFormat="0" w:defUnhideWhenUsed="1" w:defSemiHidden="1" w:defUIPriority="99" w:defLockedState="0">
     <w:lsdException w:qFormat="1" w:unhideWhenUsed="0" w:uiPriority="0" w:semiHidden="0" w:name="Normal"/>
     <w:lsdException w:qFormat="1" w:unhideWhenUsed="0" w:uiPriority="0" w:semiHidden="0" w:name="heading 1"/>
-    <w:lsdException w:qFormat="1" w:uiPriority="0" w:name="heading 2"/>
+    <w:lsdException w:qFormat="1" w:uiPriority="0" w:semiHidden="0" w:name="heading 2"/>
     <w:lsdException w:qFormat="1" w:uiPriority="0" w:name="heading 3"/>
     <w:lsdException w:qFormat="1" w:uiPriority="0" w:name="heading 4"/>
     <w:lsdException w:qFormat="1" w:uiPriority="0" w:name="heading 5"/>
@@ -491,13 +1745,8 @@
     <w:qFormat/>
     <w:uiPriority w:val="0"/>
     <w:pPr>
-      <w:numPr>
-        <w:ilvl w:val="0"/>
-        <w:numId w:val="1"/>
-      </w:numPr>
       <w:spacing w:before="0" w:beforeAutospacing="1" w:after="0" w:afterAutospacing="1"/>
       <w:jc w:val="left"/>
-      <w:outlineLvl w:val="0"/>
     </w:pPr>
     <w:rPr>
       <w:rFonts w:hint="eastAsia" w:ascii="宋体" w:hAnsi="宋体" w:eastAsia="宋体" w:cs="宋体"/>
@@ -506,14 +1755,13 @@
       <w:kern w:val="44"/>
       <w:sz w:val="48"/>
       <w:szCs w:val="48"/>
-      <w:lang w:bidi="ar"/>
+      <w:lang w:val="en-US" w:eastAsia="zh-CN" w:bidi="ar"/>
     </w:rPr>
   </w:style>
   <w:style w:type="paragraph" w:styleId="3">
     <w:name w:val="heading 2"/>
     <w:basedOn w:val="1"/>
     <w:next w:val="1"/>
-    <w:semiHidden/>
     <w:unhideWhenUsed/>
     <w:qFormat/>
     <w:uiPriority w:val="0"/>
@@ -540,19 +1788,17 @@
     <w:qFormat/>
     <w:uiPriority w:val="0"/>
     <w:pPr>
-      <w:keepNext/>
-      <w:keepLines/>
-      <w:numPr>
-        <w:ilvl w:val="2"/>
-        <w:numId w:val="1"/>
-      </w:numPr>
-      <w:spacing w:before="260" w:beforeLines="0" w:beforeAutospacing="0" w:after="260" w:afterLines="0" w:afterAutospacing="0" w:line="413" w:lineRule="auto"/>
-      <w:ind w:left="720" w:hanging="720"/>
-      <w:outlineLvl w:val="2"/>
+      <w:spacing w:before="0" w:beforeAutospacing="1" w:after="0" w:afterAutospacing="1"/>
+      <w:jc w:val="left"/>
     </w:pPr>
     <w:rPr>
+      <w:rFonts w:hint="eastAsia" w:ascii="宋体" w:hAnsi="宋体" w:eastAsia="宋体" w:cs="宋体"/>
       <w:b/>
-      <w:sz w:val="32"/>
+      <w:bCs/>
+      <w:kern w:val="0"/>
+      <w:sz w:val="27"/>
+      <w:szCs w:val="27"/>
+      <w:lang w:val="en-US" w:eastAsia="zh-CN" w:bidi="ar"/>
     </w:rPr>
   </w:style>
   <w:style w:type="paragraph" w:styleId="5">
@@ -701,12 +1947,12 @@
       <w:sz w:val="21"/>
     </w:rPr>
   </w:style>
-  <w:style w:type="character" w:default="1" w:styleId="13">
+  <w:style w:type="character" w:default="1" w:styleId="14">
     <w:name w:val="Default Paragraph Font"/>
     <w:semiHidden/>
     <w:uiPriority w:val="0"/>
   </w:style>
-  <w:style w:type="table" w:default="1" w:styleId="12">
+  <w:style w:type="table" w:default="1" w:styleId="13">
     <w:name w:val="Normal Table"/>
     <w:semiHidden/>
     <w:uiPriority w:val="0"/>
@@ -720,6 +1966,39 @@
     </w:tblPr>
   </w:style>
   <w:style w:type="paragraph" w:styleId="11">
+    <w:name w:val="HTML Preformatted"/>
+    <w:basedOn w:val="1"/>
+    <w:uiPriority w:val="0"/>
+    <w:pPr>
+      <w:tabs>
+        <w:tab w:val="left" w:pos="916"/>
+        <w:tab w:val="left" w:pos="1832"/>
+        <w:tab w:val="left" w:pos="2748"/>
+        <w:tab w:val="left" w:pos="3664"/>
+        <w:tab w:val="left" w:pos="4580"/>
+        <w:tab w:val="left" w:pos="5496"/>
+        <w:tab w:val="left" w:pos="6412"/>
+        <w:tab w:val="left" w:pos="7328"/>
+        <w:tab w:val="left" w:pos="8244"/>
+        <w:tab w:val="left" w:pos="9160"/>
+        <w:tab w:val="left" w:pos="10076"/>
+        <w:tab w:val="left" w:pos="10992"/>
+        <w:tab w:val="left" w:pos="11908"/>
+        <w:tab w:val="left" w:pos="12824"/>
+        <w:tab w:val="left" w:pos="13740"/>
+        <w:tab w:val="left" w:pos="14656"/>
+      </w:tabs>
+      <w:jc w:val="left"/>
+    </w:pPr>
+    <w:rPr>
+      <w:rFonts w:hint="eastAsia" w:ascii="宋体" w:hAnsi="宋体" w:eastAsia="宋体" w:cs="宋体"/>
+      <w:kern w:val="0"/>
+      <w:sz w:val="24"/>
+      <w:szCs w:val="24"/>
+      <w:lang w:val="en-US" w:eastAsia="zh-CN" w:bidi="ar"/>
+    </w:rPr>
+  </w:style>
+  <w:style w:type="paragraph" w:styleId="12">
     <w:name w:val="Normal (Web)"/>
     <w:basedOn w:val="1"/>
     <w:uiPriority w:val="0"/>
@@ -732,6 +2011,15 @@
       <w:kern w:val="0"/>
       <w:sz w:val="24"/>
       <w:lang w:val="en-US" w:eastAsia="zh-CN" w:bidi="ar"/>
+    </w:rPr>
+  </w:style>
+  <w:style w:type="character" w:styleId="15">
+    <w:name w:val="HTML Code"/>
+    <w:basedOn w:val="14"/>
+    <w:uiPriority w:val="0"/>
+    <w:rPr>
+      <w:rFonts w:ascii="Courier New" w:hAnsi="Courier New"/>
+      <w:sz w:val="20"/>
     </w:rPr>
   </w:style>
 </w:styles>
